--- a/prep/documentation/synthetic_benchmark_school_model_proposal.docx
+++ b/prep/documentation/synthetic_benchmark_school_model_proposal.docx
@@ -548,37 +548,9 @@
           <w:sz w:val="24"/>
           <w:szCs w:val="24"/>
         </w:rPr>
-        <w:t xml:space="preserve">The model always includes SchoolYear and then adds </w:t>
-      </w:r>
-      <w:del w:id="0" w:author="Mayes Amanda" w:date="2026-04-06T10:59:00Z" w16du:dateUtc="2026-04-06T14:59:00Z">
-        <w:r>
-          <w:rPr>
-            <w:rFonts w:ascii="Calibri" w:hAnsi="Calibri" w:cs="Calibri"/>
-            <w:sz w:val="24"/>
-            <w:szCs w:val="24"/>
-          </w:rPr>
-          <w:delText xml:space="preserve">whichever </w:delText>
-        </w:r>
-      </w:del>
-      <w:r>
-        <w:rPr>
-          <w:rFonts w:ascii="Calibri" w:hAnsi="Calibri" w:cs="Calibri"/>
-          <w:sz w:val="24"/>
-          <w:szCs w:val="24"/>
-        </w:rPr>
-        <w:t xml:space="preserve">benchmark groups </w:t>
-      </w:r>
-      <w:del w:id="1" w:author="Mayes Amanda" w:date="2026-04-06T10:59:00Z" w16du:dateUtc="2026-04-06T14:59:00Z">
-        <w:r>
-          <w:rPr>
-            <w:rFonts w:ascii="Calibri" w:hAnsi="Calibri" w:cs="Calibri"/>
-            <w:sz w:val="24"/>
-            <w:szCs w:val="24"/>
-          </w:rPr>
-          <w:delText xml:space="preserve">are </w:delText>
-        </w:r>
-      </w:del>
-      <w:ins w:id="2" w:author="Mayes Amanda" w:date="2026-04-06T10:59:00Z" w16du:dateUtc="2026-04-06T14:59:00Z">
+        <w:t xml:space="preserve">The model always includes SchoolYear and then adds benchmark groups </w:t>
+      </w:r>
+      <w:ins w:id="0" w:author="Mayes Amanda" w:date="2026-04-06T10:59:00Z" w16du:dateUtc="2026-04-06T14:59:00Z">
         <w:r>
           <w:rPr>
             <w:rFonts w:ascii="Calibri" w:hAnsi="Calibri" w:cs="Calibri"/>
@@ -604,7 +576,7 @@
         </w:rPr>
         <w:t xml:space="preserve">selected by the user. Those benchmark groups can include characteristics such as county, low income, race, SPED, </w:t>
       </w:r>
-      <w:ins w:id="3" w:author="Mayes Amanda" w:date="2026-04-06T10:59:00Z" w16du:dateUtc="2026-04-06T14:59:00Z">
+      <w:ins w:id="1" w:author="Mayes Amanda" w:date="2026-04-06T10:59:00Z" w16du:dateUtc="2026-04-06T14:59:00Z">
         <w:r>
           <w:rPr>
             <w:rFonts w:ascii="Calibri" w:hAnsi="Calibri" w:cs="Calibri"/>
@@ -620,25 +592,7 @@
           <w:sz w:val="24"/>
           <w:szCs w:val="24"/>
         </w:rPr>
-        <w:t>ELL</w:t>
-      </w:r>
-      <w:del w:id="4" w:author="Mayes Amanda" w:date="2026-04-06T10:59:00Z" w16du:dateUtc="2026-04-06T14:59:00Z">
-        <w:r>
-          <w:rPr>
-            <w:rFonts w:ascii="Calibri" w:hAnsi="Calibri" w:cs="Calibri"/>
-            <w:sz w:val="24"/>
-            <w:szCs w:val="24"/>
-          </w:rPr>
-          <w:delText>, and others</w:delText>
-        </w:r>
-      </w:del>
-      <w:r>
-        <w:rPr>
-          <w:rFonts w:ascii="Calibri" w:hAnsi="Calibri" w:cs="Calibri"/>
-          <w:sz w:val="24"/>
-          <w:szCs w:val="24"/>
-        </w:rPr>
-        <w:t>. Selected benchmark features are modeled in interaction with school year so that relationships are allowed to vary over time rather than being treated as fixed across years.</w:t>
+        <w:t>ELL. Selected benchmark features are modeled in interaction with school year so that relationships are allowed to vary over time rather than being treated as fixed across years.</w:t>
       </w:r>
     </w:p>
     <w:p>
@@ -6244,25 +6198,7 @@
           <w:sz w:val="24"/>
           <w:szCs w:val="24"/>
         </w:rPr>
-        <w:t xml:space="preserve">Rather than </w:t>
-      </w:r>
-      <w:proofErr w:type="gramStart"/>
-      <w:r>
-        <w:rPr>
-          <w:rFonts w:ascii="Calibri" w:hAnsi="Calibri" w:cs="Calibri"/>
-          <w:sz w:val="24"/>
-          <w:szCs w:val="24"/>
-        </w:rPr>
-        <w:t>weighting</w:t>
-      </w:r>
-      <w:proofErr w:type="gramEnd"/>
-      <w:r>
-        <w:rPr>
-          <w:rFonts w:ascii="Calibri" w:hAnsi="Calibri" w:cs="Calibri"/>
-          <w:sz w:val="24"/>
-          <w:szCs w:val="24"/>
-        </w:rPr>
-        <w:t xml:space="preserve"> each </w:t>
+        <w:t xml:space="preserve">Rather than weighting each </w:t>
       </w:r>
       <w:proofErr w:type="gramStart"/>
       <w:r>
@@ -19554,25 +19490,6 @@
 </file>
 
 <file path=customXml/item1.xml><?xml version="1.0" encoding="utf-8"?>
-<p:properties xmlns:p="http://schemas.microsoft.com/office/2006/metadata/properties" xmlns:xsi="http://www.w3.org/2001/XMLSchema-instance" xmlns:pc="http://schemas.microsoft.com/office/infopath/2007/PartnerControls">
-  <documentManagement>
-    <lcf76f155ced4ddcb4097134ff3c332f xmlns="6ebc68b0-7f3c-4577-b3f0-5291d71a0faf">
-      <Terms xmlns="http://schemas.microsoft.com/office/infopath/2007/PartnerControls"/>
-    </lcf76f155ced4ddcb4097134ff3c332f>
-  </documentManagement>
-</p:properties>
-</file>
-
-<file path=customXml/item2.xml><?xml version="1.0" encoding="utf-8"?>
-<?mso-contentType ?>
-<FormTemplates xmlns="http://schemas.microsoft.com/sharepoint/v3/contenttype/forms">
-  <Display>DocumentLibraryForm</Display>
-  <Edit>DocumentLibraryForm</Edit>
-  <New>DocumentLibraryForm</New>
-</FormTemplates>
-</file>
-
-<file path=customXml/item3.xml><?xml version="1.0" encoding="utf-8"?>
 <ct:contentTypeSchema xmlns:ct="http://schemas.microsoft.com/office/2006/metadata/contentType" xmlns:ma="http://schemas.microsoft.com/office/2006/metadata/properties/metaAttributes" ct:_="" ma:_="" ma:contentTypeName="Document" ma:contentTypeID="0x0101005461E8E4F7969D4C8BCB20B321513B3F" ma:contentTypeVersion="12" ma:contentTypeDescription="Create a new document." ma:contentTypeScope="" ma:versionID="02301ece707c47d55064c1462317e872">
   <xsd:schema xmlns:xsd="http://www.w3.org/2001/XMLSchema" xmlns:xs="http://www.w3.org/2001/XMLSchema" xmlns:p="http://schemas.microsoft.com/office/2006/metadata/properties" xmlns:ns2="6ebc68b0-7f3c-4577-b3f0-5291d71a0faf" targetNamespace="http://schemas.microsoft.com/office/2006/metadata/properties" ma:root="true" ma:fieldsID="c0ae8da7727f67fdcf1f40ff4ad57e3e" ns2:_="">
     <xsd:import namespace="6ebc68b0-7f3c-4577-b3f0-5291d71a0faf"/>
@@ -19756,29 +19673,30 @@
 </ct:contentTypeSchema>
 </file>
 
+<file path=customXml/item2.xml><?xml version="1.0" encoding="utf-8"?>
+<?mso-contentType ?>
+<FormTemplates xmlns="http://schemas.microsoft.com/sharepoint/v3/contenttype/forms">
+  <Display>DocumentLibraryForm</Display>
+  <Edit>DocumentLibraryForm</Edit>
+  <New>DocumentLibraryForm</New>
+</FormTemplates>
+</file>
+
+<file path=customXml/item3.xml><?xml version="1.0" encoding="utf-8"?>
+<p:properties xmlns:p="http://schemas.microsoft.com/office/2006/metadata/properties" xmlns:xsi="http://www.w3.org/2001/XMLSchema-instance" xmlns:pc="http://schemas.microsoft.com/office/infopath/2007/PartnerControls">
+  <documentManagement>
+    <lcf76f155ced4ddcb4097134ff3c332f xmlns="6ebc68b0-7f3c-4577-b3f0-5291d71a0faf">
+      <Terms xmlns="http://schemas.microsoft.com/office/infopath/2007/PartnerControls"/>
+    </lcf76f155ced4ddcb4097134ff3c332f>
+  </documentManagement>
+</p:properties>
+</file>
+
 <file path=customXml/item4.xml><?xml version="1.0" encoding="utf-8"?>
 <b:Sources xmlns:b="http://schemas.openxmlformats.org/officeDocument/2006/bibliography" xmlns="http://schemas.openxmlformats.org/officeDocument/2006/bibliography" SelectedStyle="/APA.XSL" StyleName="APA"/>
 </file>
 
 <file path=customXml/itemProps1.xml><?xml version="1.0" encoding="utf-8"?>
-<ds:datastoreItem xmlns:ds="http://schemas.openxmlformats.org/officeDocument/2006/customXml" ds:itemID="{4813E4C7-CEC8-4D20-80A4-56C9446025C1}">
-  <ds:schemaRefs>
-    <ds:schemaRef ds:uri="http://schemas.microsoft.com/office/2006/metadata/properties"/>
-    <ds:schemaRef ds:uri="http://schemas.microsoft.com/office/infopath/2007/PartnerControls"/>
-    <ds:schemaRef ds:uri="6ebc68b0-7f3c-4577-b3f0-5291d71a0faf"/>
-  </ds:schemaRefs>
-</ds:datastoreItem>
-</file>
-
-<file path=customXml/itemProps2.xml><?xml version="1.0" encoding="utf-8"?>
-<ds:datastoreItem xmlns:ds="http://schemas.openxmlformats.org/officeDocument/2006/customXml" ds:itemID="{C2CAC3C4-5076-4E19-8177-23CE4669DB2E}">
-  <ds:schemaRefs>
-    <ds:schemaRef ds:uri="http://schemas.microsoft.com/sharepoint/v3/contenttype/forms"/>
-  </ds:schemaRefs>
-</ds:datastoreItem>
-</file>
-
-<file path=customXml/itemProps3.xml><?xml version="1.0" encoding="utf-8"?>
 <ds:datastoreItem xmlns:ds="http://schemas.openxmlformats.org/officeDocument/2006/customXml" ds:itemID="{EBCB04C3-2538-465C-A203-6C2D8D6ABD1F}">
   <ds:schemaRefs>
     <ds:schemaRef ds:uri="http://schemas.microsoft.com/office/2006/metadata/contentType"/>
@@ -19796,6 +19714,24 @@
 </ds:datastoreItem>
 </file>
 
+<file path=customXml/itemProps2.xml><?xml version="1.0" encoding="utf-8"?>
+<ds:datastoreItem xmlns:ds="http://schemas.openxmlformats.org/officeDocument/2006/customXml" ds:itemID="{C2CAC3C4-5076-4E19-8177-23CE4669DB2E}">
+  <ds:schemaRefs>
+    <ds:schemaRef ds:uri="http://schemas.microsoft.com/sharepoint/v3/contenttype/forms"/>
+  </ds:schemaRefs>
+</ds:datastoreItem>
+</file>
+
+<file path=customXml/itemProps3.xml><?xml version="1.0" encoding="utf-8"?>
+<ds:datastoreItem xmlns:ds="http://schemas.openxmlformats.org/officeDocument/2006/customXml" ds:itemID="{4813E4C7-CEC8-4D20-80A4-56C9446025C1}">
+  <ds:schemaRefs>
+    <ds:schemaRef ds:uri="http://schemas.microsoft.com/office/2006/metadata/properties"/>
+    <ds:schemaRef ds:uri="http://schemas.microsoft.com/office/infopath/2007/PartnerControls"/>
+    <ds:schemaRef ds:uri="6ebc68b0-7f3c-4577-b3f0-5291d71a0faf"/>
+  </ds:schemaRefs>
+</ds:datastoreItem>
+</file>
+
 <file path=customXml/itemProps4.xml><?xml version="1.0" encoding="utf-8"?>
 <ds:datastoreItem xmlns:ds="http://schemas.openxmlformats.org/officeDocument/2006/customXml" ds:itemID="{EF278816-EC6F-A645-907D-7F25AECB1D4A}">
   <ds:schemaRefs>
